--- a/CT60A5103 Software Engineering Models and Modeling/Topic 3/submission/submission Topic 3 Assignment.docx
+++ b/CT60A5103 Software Engineering Models and Modeling/Topic 3/submission/submission Topic 3 Assignment.docx
@@ -1,6 +1,6 @@
 
 <file path=word/document.xml><?xml version="1.0" encoding="utf-8"?>
-<w:document xmlns:wpc="http://schemas.microsoft.com/office/word/2010/wordprocessingCanvas" xmlns:cx="http://schemas.microsoft.com/office/drawing/2014/chartex" xmlns:cx1="http://schemas.microsoft.com/office/drawing/2015/9/8/chartex" xmlns:cx2="http://schemas.microsoft.com/office/drawing/2015/10/21/chartex" xmlns:cx3="http://schemas.microsoft.com/office/drawing/2016/5/9/chartex" xmlns:cx4="http://schemas.microsoft.com/office/drawing/2016/5/10/chartex" xmlns:cx5="http://schemas.microsoft.com/office/drawing/2016/5/11/chartex" xmlns:cx6="http://schemas.microsoft.com/office/drawing/2016/5/12/chartex" xmlns:cx7="http://schemas.microsoft.com/office/drawing/2016/5/13/chartex" xmlns:cx8="http://schemas.microsoft.com/office/drawing/2016/5/14/chartex" xmlns:mc="http://schemas.openxmlformats.org/markup-compatibility/2006" xmlns:m="http://schemas.openxmlformats.org/officeDocument/2006/math" xmlns:aink="http://schemas.microsoft.com/office/drawing/2016/ink" xmlns:am3d="http://schemas.microsoft.com/office/drawing/2017/model3d" xmlns:oel="http://schemas.microsoft.com/office/2019/extlst" xmlns:r="http://schemas.openxmlformats.org/officeDocument/2006/relationships" xmlns:wp14="http://schemas.microsoft.com/office/word/2010/wordprocessingDrawing" xmlns:wp="http://schemas.openxmlformats.org/drawingml/2006/wordprocessingDrawing" xmlns:wpg="http://schemas.microsoft.com/office/word/2010/wordprocessingGroup" xmlns:wpi="http://schemas.microsoft.com/office/word/2010/wordprocessingInk" xmlns:wps="http://schemas.microsoft.com/office/word/2010/wordprocessingShape" xmlns:o="urn:schemas-microsoft-com:office:office" xmlns:v="urn:schemas-microsoft-com:vml" xmlns:w10="urn:schemas-microsoft-com:office:word" xmlns:w="http://schemas.openxmlformats.org/wordprocessingml/2006/main" xmlns:w14="http://schemas.microsoft.com/office/word/2010/wordml" xmlns:w15="http://schemas.microsoft.com/office/word/2012/wordml" xmlns:w16cex="http://schemas.microsoft.com/office/word/2018/wordml/cex" xmlns:w16cid="http://schemas.microsoft.com/office/word/2016/wordml/cid" xmlns:w16="http://schemas.microsoft.com/office/word/2018/wordml" xmlns:w16sdtdh="http://schemas.microsoft.com/office/word/2020/wordml/sdtdatahash" xmlns:w16sdtfl="http://schemas.microsoft.com/office/word/2024/wordml/sdtformatlock" xmlns:w16se="http://schemas.microsoft.com/office/word/2015/wordml/symex" xmlns:w16du="http://schemas.microsoft.com/office/word/2023/wordml/word16du" xmlns:wne="http://schemas.microsoft.com/office/word/2006/wordml" mc:Ignorable="w14 w15 w16se w16cid w16 w16cex w16sdtdh w16sdtfl w16du wp14">
+<w:document xmlns:wpc="http://schemas.microsoft.com/office/word/2010/wordprocessingCanvas" xmlns:cx="http://schemas.microsoft.com/office/drawing/2014/chartex" xmlns:cx1="http://schemas.microsoft.com/office/drawing/2015/9/8/chartex" xmlns:cx2="http://schemas.microsoft.com/office/drawing/2015/10/21/chartex" xmlns:cx3="http://schemas.microsoft.com/office/drawing/2016/5/9/chartex" xmlns:cx4="http://schemas.microsoft.com/office/drawing/2016/5/10/chartex" xmlns:cx5="http://schemas.microsoft.com/office/drawing/2016/5/11/chartex" xmlns:cx6="http://schemas.microsoft.com/office/drawing/2016/5/12/chartex" xmlns:cx7="http://schemas.microsoft.com/office/drawing/2016/5/13/chartex" xmlns:cx8="http://schemas.microsoft.com/office/drawing/2016/5/14/chartex" xmlns:mc="http://schemas.openxmlformats.org/markup-compatibility/2006" xmlns:m="http://schemas.openxmlformats.org/officeDocument/2006/math" xmlns:aink="http://schemas.microsoft.com/office/drawing/2016/ink" xmlns:am3d="http://schemas.microsoft.com/office/drawing/2017/model3d" xmlns:oel="http://schemas.microsoft.com/office/2019/extlst" xmlns:r="http://schemas.openxmlformats.org/officeDocument/2006/relationships" xmlns:wp14="http://schemas.microsoft.com/office/word/2010/wordprocessingDrawing" xmlns:wp="http://schemas.openxmlformats.org/drawingml/2006/wordprocessingDrawing" xmlns:wpg="http://schemas.microsoft.com/office/word/2010/wordprocessingGroup" xmlns:wpi="http://schemas.microsoft.com/office/word/2010/wordprocessingInk" xmlns:wps="http://schemas.microsoft.com/office/word/2010/wordprocessingShape" xmlns:o="urn:schemas-microsoft-com:office:office" xmlns:v="urn:schemas-microsoft-com:vml" xmlns:w10="urn:schemas-microsoft-com:office:word" xmlns:w="http://schemas.openxmlformats.org/wordprocessingml/2006/main" xmlns:w14="http://schemas.microsoft.com/office/word/2010/wordml" xmlns:w15="http://schemas.microsoft.com/office/word/2012/wordml" xmlns:w16cex="http://schemas.microsoft.com/office/word/2018/wordml/cex" xmlns:w16cid="http://schemas.microsoft.com/office/word/2016/wordml/cid" xmlns:w16="http://schemas.microsoft.com/office/word/2018/wordml" xmlns:w16sdtdh="http://schemas.microsoft.com/office/word/2020/wordml/sdtdatahash" xmlns:w16sdtfl="http://schemas.microsoft.com/office/word/2024/wordml/sdtformatlock" xmlns:w16se="http://schemas.microsoft.com/office/word/2015/wordml/symex" xmlns:w16du="http://schemas.microsoft.com/office/word/2023/wordml/word16du" xmlns:wne="http://schemas.microsoft.com/office/word/2006/wordml" xmlns:a="http://schemas.openxmlformats.org/drawingml/2006/main" xmlns:pic="http://schemas.openxmlformats.org/drawingml/2006/picture" xmlns:a14="http://schemas.microsoft.com/office/drawing/2010/main" mc:Ignorable="w14 w15 w16se w16cid w16 w16cex w16sdtdh w16sdtfl w16du wp14">
   <w:body>
     <w:p>
       <w:pPr>
@@ -116,11 +116,7 @@
       </w:r>
     </w:p>
     <w:p>
-      <w:pPr>
-        <w:rPr>
-          <w:lang w:val="en-US"/>
-        </w:rPr>
-      </w:pPr>
+      <w:pPr/>
       <w:r>
         <w:rPr>
           <w:lang w:val="en-US"/>
@@ -143,7 +139,19 @@
         <w:rPr>
           <w:lang w:val="en-US"/>
         </w:rPr>
-        <w:t xml:space="preserve"> as we are active user of their services and have hands-on experience throughout the years</w:t>
+        <w:t xml:space="preserve"> as we are active user</w:t>
+      </w:r>
+      <w:r>
+        <w:rPr>
+          <w:lang w:val="en-US"/>
+        </w:rPr>
+        <w:t>s</w:t>
+      </w:r>
+      <w:r>
+        <w:rPr>
+          <w:lang w:val="en-US"/>
+        </w:rPr>
+        <w:t xml:space="preserve"> of their services and have hands-on experience throughout the years</w:t>
       </w:r>
       <w:r>
         <w:rPr>
@@ -151,175 +159,619 @@
         </w:rPr>
         <w:t>.</w:t>
       </w:r>
+      <w:r>
+        <w:rPr>
+          <w:lang w:val="en-US"/>
+        </w:rPr>
+        <w:t xml:space="preserve"> </w:t>
+      </w:r>
+      <w:r>
+        <w:rPr>
+          <w:lang w:val="en-US"/>
+        </w:rPr>
+        <w:t>In our assignment, we will analyze the underlying process and data flow involved in performing one of the most common functionalities of this application, which is to like and save a song to the user's library.</w:t>
+      </w:r>
+    </w:p>
+    <w:p>
+      <w:pPr>
+        <w:rPr>
+          <w:lang w:val="en-US"/>
+        </w:rPr>
+      </w:pPr>
+    </w:p>
+    <w:p>
+      <w:pPr>
+        <w:rPr>
+          <w:rFonts w:ascii="Aptos Display" w:hAnsi="Aptos Display" w:eastAsia="맑은 고딕" w:cs="" w:asciiTheme="majorAscii" w:hAnsiTheme="majorAscii" w:eastAsiaTheme="majorEastAsia" w:cstheme="majorBidi"/>
+          <w:color w:val="0F4761" w:themeColor="accent1" w:themeTint="FF" w:themeShade="BF"/>
+          <w:sz w:val="40"/>
+          <w:szCs w:val="40"/>
+        </w:rPr>
+      </w:pPr>
+      <w:r>
+        <w:rPr>
+          <w:rFonts w:ascii="Aptos Display" w:hAnsi="Aptos Display" w:eastAsia="맑은 고딕" w:cs="" w:asciiTheme="majorAscii" w:hAnsiTheme="majorAscii" w:eastAsiaTheme="majorEastAsia" w:cstheme="majorBidi"/>
+          <w:color w:val="0F4761" w:themeColor="accent1" w:themeTint="FF" w:themeShade="BF"/>
+          <w:sz w:val="40"/>
+          <w:szCs w:val="40"/>
+        </w:rPr>
+        <w:t xml:space="preserve">UML </w:t>
+      </w:r>
+      <w:r>
+        <w:rPr>
+          <w:rFonts w:ascii="Aptos Display" w:hAnsi="Aptos Display" w:eastAsia="맑은 고딕" w:cs="" w:asciiTheme="majorAscii" w:hAnsiTheme="majorAscii" w:eastAsiaTheme="majorEastAsia" w:cstheme="majorBidi"/>
+          <w:color w:val="0F4761" w:themeColor="accent1" w:themeTint="FF" w:themeShade="BF"/>
+          <w:sz w:val="40"/>
+          <w:szCs w:val="40"/>
+        </w:rPr>
+        <w:t>Communication</w:t>
+      </w:r>
+      <w:r>
+        <w:rPr>
+          <w:rFonts w:ascii="Aptos Display" w:hAnsi="Aptos Display" w:eastAsia="맑은 고딕" w:cs="" w:asciiTheme="majorAscii" w:hAnsiTheme="majorAscii" w:eastAsiaTheme="majorEastAsia" w:cstheme="majorBidi"/>
+          <w:color w:val="0F4761" w:themeColor="accent1" w:themeTint="FF" w:themeShade="BF"/>
+          <w:sz w:val="40"/>
+          <w:szCs w:val="40"/>
+        </w:rPr>
+        <w:t xml:space="preserve"> </w:t>
+      </w:r>
+      <w:r>
+        <w:rPr>
+          <w:rFonts w:ascii="Aptos Display" w:hAnsi="Aptos Display" w:eastAsia="맑은 고딕" w:cs="" w:asciiTheme="majorAscii" w:hAnsiTheme="majorAscii" w:eastAsiaTheme="majorEastAsia" w:cstheme="majorBidi"/>
+          <w:color w:val="0F4761" w:themeColor="accent1" w:themeTint="FF" w:themeShade="BF"/>
+          <w:sz w:val="40"/>
+          <w:szCs w:val="40"/>
+        </w:rPr>
+        <w:t>Diagram</w:t>
+      </w:r>
+    </w:p>
+    <w:p>
+      <w:pPr>
+        <w:pStyle w:val="Normal"/>
+        <w:rPr>
+          <w:lang w:val="en-US"/>
+        </w:rPr>
+      </w:pPr>
+      <w:r>
+        <w:drawing>
+          <wp:inline wp14:editId="0AB22E81" wp14:anchorId="65DD6CE7">
+            <wp:extent cx="5724525" cy="4067175"/>
+            <wp:effectExtent l="0" t="0" r="0" b="0"/>
+            <wp:docPr id="1728818569" name="drawing"/>
+            <wp:cNvGraphicFramePr>
+              <a:graphicFrameLocks noChangeAspect="1"/>
+            </wp:cNvGraphicFramePr>
+            <a:graphic>
+              <a:graphicData xmlns:a="http://schemas.openxmlformats.org/drawingml/2006/main" uri="http://schemas.openxmlformats.org/drawingml/2006/picture">
+                <pic:pic xmlns:pic="http://schemas.openxmlformats.org/drawingml/2006/picture">
+                  <pic:nvPicPr>
+                    <pic:cNvPr id="1728818569" name="Picture 1728818569"/>
+                    <pic:cNvPicPr/>
+                  </pic:nvPicPr>
+                  <pic:blipFill>
+                    <a:blip xmlns:r="http://schemas.openxmlformats.org/officeDocument/2006/relationships" r:embed="rId1959504028">
+                      <a:extLst>
+                        <a:ext uri="{28A0092B-C50C-407E-A947-70E740481C1C}">
+                          <a14:useLocalDpi xmlns:a14="http://schemas.microsoft.com/office/drawing/2010/main"/>
+                        </a:ext>
+                      </a:extLst>
+                    </a:blip>
+                    <a:stretch>
+                      <a:fillRect/>
+                    </a:stretch>
+                  </pic:blipFill>
+                  <pic:spPr>
+                    <a:xfrm>
+                      <a:off x="0" y="0"/>
+                      <a:ext cx="5724525" cy="4067175"/>
+                    </a:xfrm>
+                    <a:prstGeom prst="rect">
+                      <a:avLst/>
+                    </a:prstGeom>
+                  </pic:spPr>
+                </pic:pic>
+              </a:graphicData>
+            </a:graphic>
+          </wp:inline>
+        </w:drawing>
+      </w:r>
+    </w:p>
+    <w:p>
+      <w:pPr>
+        <w:pStyle w:val="Normal"/>
+        <w:rPr>
+          <w:lang w:val="en-US"/>
+        </w:rPr>
+      </w:pPr>
+    </w:p>
+    <w:p>
+      <w:pPr>
+        <w:pStyle w:val="Normal"/>
+        <w:rPr>
+          <w:lang w:val="en-US"/>
+        </w:rPr>
+      </w:pPr>
+      <w:r>
+        <w:rPr>
+          <w:rFonts w:ascii="Aptos Display" w:hAnsi="Aptos Display" w:eastAsia="맑은 고딕" w:cs="" w:asciiTheme="majorAscii" w:hAnsiTheme="majorAscii" w:eastAsiaTheme="majorEastAsia" w:cstheme="majorBidi"/>
+          <w:color w:val="0F4761" w:themeColor="accent1" w:themeTint="FF" w:themeShade="BF"/>
+          <w:sz w:val="40"/>
+          <w:szCs w:val="40"/>
+        </w:rPr>
+        <w:t>Design</w:t>
+      </w:r>
+      <w:r>
+        <w:rPr>
+          <w:rFonts w:ascii="Aptos Display" w:hAnsi="Aptos Display" w:eastAsia="맑은 고딕" w:cs="" w:asciiTheme="majorAscii" w:hAnsiTheme="majorAscii" w:eastAsiaTheme="majorEastAsia" w:cstheme="majorBidi"/>
+          <w:color w:val="0F4761" w:themeColor="accent1" w:themeTint="FF" w:themeShade="BF"/>
+          <w:sz w:val="40"/>
+          <w:szCs w:val="40"/>
+        </w:rPr>
+        <w:t xml:space="preserve"> </w:t>
+      </w:r>
+      <w:r>
+        <w:rPr>
+          <w:rFonts w:ascii="Aptos Display" w:hAnsi="Aptos Display" w:eastAsia="맑은 고딕" w:cs="" w:asciiTheme="majorAscii" w:hAnsiTheme="majorAscii" w:eastAsiaTheme="majorEastAsia" w:cstheme="majorBidi"/>
+          <w:color w:val="0F4761" w:themeColor="accent1" w:themeTint="FF" w:themeShade="BF"/>
+          <w:sz w:val="40"/>
+          <w:szCs w:val="40"/>
+        </w:rPr>
+        <w:t>Rationale</w:t>
+      </w:r>
+      <w:r>
+        <w:rPr>
+          <w:rFonts w:ascii="Aptos Display" w:hAnsi="Aptos Display" w:eastAsia="맑은 고딕" w:cs="" w:asciiTheme="majorAscii" w:hAnsiTheme="majorAscii" w:eastAsiaTheme="majorEastAsia" w:cstheme="majorBidi"/>
+          <w:color w:val="0F4761" w:themeColor="accent1" w:themeTint="FF" w:themeShade="BF"/>
+          <w:sz w:val="40"/>
+          <w:szCs w:val="40"/>
+        </w:rPr>
+        <w:t xml:space="preserve"> / </w:t>
+      </w:r>
+      <w:r>
+        <w:rPr>
+          <w:rFonts w:ascii="Aptos Display" w:hAnsi="Aptos Display" w:eastAsia="맑은 고딕" w:cs="" w:asciiTheme="majorAscii" w:hAnsiTheme="majorAscii" w:eastAsiaTheme="majorEastAsia" w:cstheme="majorBidi"/>
+          <w:color w:val="0F4761" w:themeColor="accent1" w:themeTint="FF" w:themeShade="BF"/>
+          <w:sz w:val="40"/>
+          <w:szCs w:val="40"/>
+        </w:rPr>
+        <w:t>Reflection</w:t>
+      </w:r>
+    </w:p>
+    <w:p>
+      <w:pPr/>
+      <w:r>
+        <w:rPr>
+          <w:lang w:val="en-US"/>
+        </w:rPr>
+        <w:t xml:space="preserve">Two views can be used for this appliaction: SearchView, which corresponds to the search page and SongView for the music player screen. </w:t>
+      </w:r>
+    </w:p>
+    <w:p>
+      <w:pPr>
+        <w:pStyle w:val="Normal"/>
+      </w:pPr>
+      <w:r>
+        <w:rPr>
+          <w:lang w:val="en-US"/>
+        </w:rPr>
+        <w:t xml:space="preserve"> </w:t>
+      </w:r>
+    </w:p>
+    <w:p>
+      <w:pPr>
+        <w:pStyle w:val="Normal"/>
+      </w:pPr>
+      <w:r>
+        <w:rPr>
+          <w:lang w:val="en-US"/>
+        </w:rPr>
+        <w:t xml:space="preserve">Objects with the main information will be SearchQuery, which contains the entered query, Song (holds the track ID and title), and User (holds your account ID). </w:t>
+      </w:r>
+    </w:p>
+    <w:p>
+      <w:pPr>
+        <w:pStyle w:val="Normal"/>
+      </w:pPr>
+      <w:r>
+        <w:rPr>
+          <w:lang w:val="en-US"/>
+        </w:rPr>
+        <w:t xml:space="preserve"> </w:t>
+      </w:r>
+    </w:p>
+    <w:p>
+      <w:pPr>
+        <w:pStyle w:val="Normal"/>
+      </w:pPr>
+      <w:r>
+        <w:rPr>
+          <w:lang w:val="en-US"/>
+        </w:rPr>
+        <w:t xml:space="preserve">When the user taps on songs name, the </w:t>
+      </w:r>
+      <w:r>
+        <w:rPr>
+          <w:lang w:val="en-US"/>
+        </w:rPr>
+        <w:t>songID</w:t>
+      </w:r>
+      <w:r>
+        <w:rPr>
+          <w:lang w:val="en-US"/>
+        </w:rPr>
+        <w:t xml:space="preserve"> is passed from the </w:t>
+      </w:r>
+      <w:r>
+        <w:rPr>
+          <w:lang w:val="en-US"/>
+        </w:rPr>
+        <w:t>SearchView</w:t>
+      </w:r>
+      <w:r>
+        <w:rPr>
+          <w:lang w:val="en-US"/>
+        </w:rPr>
+        <w:t xml:space="preserve"> to the </w:t>
+      </w:r>
+      <w:r>
+        <w:rPr>
+          <w:lang w:val="en-US"/>
+        </w:rPr>
+        <w:t>SongView</w:t>
+      </w:r>
+      <w:r>
+        <w:rPr>
+          <w:lang w:val="en-US"/>
+        </w:rPr>
+        <w:t xml:space="preserve"> </w:t>
+      </w:r>
+      <w:r>
+        <w:rPr>
+          <w:lang w:val="en-US"/>
+        </w:rPr>
+        <w:t>in order to</w:t>
+      </w:r>
+      <w:r>
+        <w:rPr>
+          <w:lang w:val="en-US"/>
+        </w:rPr>
+        <w:t xml:space="preserve"> allow the player </w:t>
+      </w:r>
+      <w:r>
+        <w:rPr>
+          <w:lang w:val="en-US"/>
+        </w:rPr>
+        <w:t>know</w:t>
+      </w:r>
+      <w:r>
+        <w:rPr>
+          <w:lang w:val="en-US"/>
+        </w:rPr>
+        <w:t xml:space="preserve"> which song to play. When the user tap like, the app transfers the </w:t>
+      </w:r>
+      <w:r>
+        <w:rPr>
+          <w:lang w:val="en-US"/>
+        </w:rPr>
+        <w:t>songID</w:t>
+      </w:r>
+      <w:r>
+        <w:rPr>
+          <w:lang w:val="en-US"/>
+        </w:rPr>
+        <w:t xml:space="preserve"> to the backend Library to save it to your account</w:t>
+      </w:r>
+      <w:r>
+        <w:rPr>
+          <w:lang w:val="en-US"/>
+        </w:rPr>
+        <w:t>.</w:t>
+      </w:r>
+    </w:p>
+    <w:p>
+      <w:pPr>
+        <w:pStyle w:val="Normal"/>
+      </w:pPr>
+      <w:r>
+        <w:rPr>
+          <w:lang w:val="en-US"/>
+        </w:rPr>
+        <w:t xml:space="preserve">Spotify has </w:t>
+      </w:r>
+      <w:r>
+        <w:rPr>
+          <w:lang w:val="en-US"/>
+        </w:rPr>
+        <w:t>a simple design</w:t>
+      </w:r>
+      <w:r>
+        <w:rPr>
+          <w:lang w:val="en-US"/>
+        </w:rPr>
+        <w:t xml:space="preserve"> for lik</w:t>
+      </w:r>
+      <w:r>
+        <w:rPr>
+          <w:lang w:val="en-US"/>
+        </w:rPr>
+        <w:t>ing</w:t>
+      </w:r>
+      <w:r>
+        <w:rPr>
+          <w:lang w:val="en-US"/>
+        </w:rPr>
+        <w:t xml:space="preserve"> songs. The needs for users are fill</w:t>
+      </w:r>
+      <w:r>
+        <w:rPr>
+          <w:lang w:val="en-US"/>
+        </w:rPr>
+        <w:t>ed with one click of a button and after a like</w:t>
+      </w:r>
+      <w:r>
+        <w:rPr>
+          <w:lang w:val="en-US"/>
+        </w:rPr>
+        <w:t>,</w:t>
+      </w:r>
+      <w:r>
+        <w:rPr>
+          <w:lang w:val="en-US"/>
+        </w:rPr>
+        <w:t xml:space="preserve"> the song is automatically added to your </w:t>
+      </w:r>
+      <w:r>
+        <w:rPr>
+          <w:lang w:val="en-US"/>
+        </w:rPr>
+        <w:t xml:space="preserve">library into </w:t>
+      </w:r>
+      <w:r>
+        <w:rPr>
+          <w:lang w:val="en-US"/>
+        </w:rPr>
+        <w:t xml:space="preserve">liked </w:t>
+      </w:r>
+      <w:r>
+        <w:rPr>
+          <w:lang w:val="en-US"/>
+        </w:rPr>
+        <w:t>songs</w:t>
+      </w:r>
+      <w:r>
+        <w:rPr>
+          <w:lang w:val="en-US"/>
+        </w:rPr>
+        <w:t xml:space="preserve"> which are easy to find from the side bar.</w:t>
+      </w:r>
+      <w:r>
+        <w:rPr>
+          <w:lang w:val="en-US"/>
+        </w:rPr>
+        <w:t xml:space="preserve"> </w:t>
+      </w:r>
+    </w:p>
+    <w:p>
+      <w:pPr>
+        <w:pStyle w:val="Normal"/>
+      </w:pPr>
+      <w:r>
+        <w:rPr>
+          <w:lang w:val="en-US"/>
+        </w:rPr>
+        <w:t xml:space="preserve">Part which needs improvement is when a song becomes </w:t>
+      </w:r>
+      <w:r>
+        <w:rPr>
+          <w:lang w:val="en-US"/>
+        </w:rPr>
+        <w:t>unavailable,</w:t>
+      </w:r>
+      <w:r>
+        <w:rPr>
+          <w:lang w:val="en-US"/>
+        </w:rPr>
+        <w:t xml:space="preserve"> it </w:t>
+      </w:r>
+      <w:r>
+        <w:rPr>
+          <w:lang w:val="en-US"/>
+        </w:rPr>
+        <w:t>doesn’t</w:t>
+      </w:r>
+      <w:r>
+        <w:rPr>
+          <w:lang w:val="en-US"/>
+        </w:rPr>
+        <w:t xml:space="preserve"> get removed from the library automatically. The reason also stays unknown why </w:t>
+      </w:r>
+      <w:r>
+        <w:rPr>
+          <w:lang w:val="en-US"/>
+        </w:rPr>
+        <w:t xml:space="preserve">some songs might be unavailable and for </w:t>
+      </w:r>
+      <w:r>
+        <w:rPr>
+          <w:lang w:val="en-US"/>
+        </w:rPr>
+        <w:t>users</w:t>
+      </w:r>
+      <w:r>
+        <w:rPr>
+          <w:lang w:val="en-US"/>
+        </w:rPr>
+        <w:t xml:space="preserve"> perspective that is not something you want.</w:t>
+      </w:r>
+    </w:p>
+    <w:p>
+      <w:pPr>
+        <w:rPr>
+          <w:lang w:val="en-US"/>
+        </w:rPr>
+      </w:pPr>
     </w:p>
     <w:p>
       <w:pPr>
         <w:pStyle w:val="Heading1"/>
       </w:pPr>
       <w:r>
-        <w:t>tetx</w:t>
-      </w:r>
-    </w:p>
-    <w:p>
-      <w:pPr>
-        <w:rPr>
-          <w:lang w:val="en-US"/>
-        </w:rPr>
-      </w:pPr>
-      <w:r>
-        <w:rPr>
-          <w:lang w:val="en-US"/>
-        </w:rPr>
-        <w:t>What views and view-related data objects could exist in the app?</w:t>
-      </w:r>
-    </w:p>
-    <w:p>
-      <w:pPr>
-        <w:rPr>
-          <w:lang w:val="en-US"/>
-        </w:rPr>
-      </w:pPr>
-      <w:r>
-        <w:rPr>
-          <w:lang w:val="en-US"/>
-        </w:rPr>
-        <w:t>What data does the app use or transfer when you use it?</w:t>
-      </w:r>
-    </w:p>
-    <w:p>
-      <w:pPr>
-        <w:rPr>
-          <w:lang w:val="en-US"/>
-        </w:rPr>
-      </w:pPr>
-    </w:p>
-    <w:p>
-      <w:pPr>
-        <w:rPr>
-          <w:lang w:val="en-US"/>
-        </w:rPr>
-      </w:pPr>
-      <w:r>
-        <w:rPr>
-          <w:lang w:val="en-US"/>
-        </w:rPr>
-        <w:t>Then, select one basic use case scenario from the app you have selected (similar to complexity in making a purchase, liking a social media post, sharing a photo on Instagram/Mastodon/Bluesky, or sending an email). Draw a simple communication diagram (example) of the different views involved, and the data and information the app uses to switch between the views.</w:t>
-      </w:r>
-    </w:p>
-    <w:p>
-      <w:pPr>
-        <w:rPr>
-          <w:lang w:val="en-US"/>
-        </w:rPr>
-      </w:pPr>
-    </w:p>
-    <w:p>
-      <w:pPr>
-        <w:rPr>
-          <w:lang w:val="en-US"/>
-        </w:rPr>
-      </w:pPr>
-      <w:r>
-        <w:rPr>
-          <w:lang w:val="en-US"/>
-        </w:rPr>
-        <w:t>Deliverables</w:t>
-      </w:r>
-    </w:p>
-    <w:p>
-      <w:pPr>
-        <w:rPr>
-          <w:lang w:val="en-US"/>
-        </w:rPr>
-      </w:pPr>
-    </w:p>
-    <w:p>
-      <w:pPr>
-        <w:rPr>
-          <w:lang w:val="en-US"/>
-        </w:rPr>
-      </w:pPr>
-      <w:r>
-        <w:rPr>
-          <w:lang w:val="en-US"/>
-        </w:rPr>
-        <w:t>There are two main deliverables in this assignment. The UML communication diagram and an explanation of its design rationale.</w:t>
-      </w:r>
-    </w:p>
-    <w:p>
-      <w:pPr>
-        <w:rPr>
-          <w:lang w:val="en-US"/>
-        </w:rPr>
-      </w:pPr>
-    </w:p>
-    <w:p>
-      <w:pPr>
-        <w:rPr>
-          <w:lang w:val="en-US"/>
-        </w:rPr>
-      </w:pPr>
-      <w:r>
-        <w:rPr>
-          <w:lang w:val="en-US"/>
-        </w:rPr>
-        <w:t>When explaining the diagram, answer minimally all of the questions asked in the assignment description.</w:t>
-      </w:r>
-    </w:p>
-    <w:p>
-      <w:pPr>
-        <w:rPr>
-          <w:lang w:val="en-US"/>
-        </w:rPr>
-      </w:pPr>
-    </w:p>
-    <w:p>
-      <w:pPr>
-        <w:rPr>
-          <w:lang w:val="en-US"/>
-        </w:rPr>
-      </w:pPr>
+        <w:lastRenderedPageBreak/>
+        <w:t>Clarification of AI Usage</w:t>
+      </w:r>
+    </w:p>
+    <w:p>
+      <w:pPr/>
+      <w:r>
+        <w:rPr>
+          <w:lang w:val="en-US"/>
+        </w:rPr>
+        <w:t>ChatGPT was used as a brainstorming partner to clarify standard object-oriented programming terminology, and help deduce logical data object names (such as songID and SearchView)</w:t>
+      </w:r>
+    </w:p>
+    <w:p>
+      <w:pPr>
+        <w:rPr>
+          <w:lang w:val="en-US"/>
+        </w:rPr>
+      </w:pPr>
+      <w:r>
+        <w:rPr>
+          <w:lang w:val="en-US"/>
+        </w:rPr>
+        <w:t xml:space="preserve">ChatGPT was used to correct </w:t>
+      </w:r>
+      <w:r>
+        <w:rPr>
+          <w:lang w:val="en-US"/>
+        </w:rPr>
+        <w:t>minor</w:t>
+      </w:r>
+      <w:r>
+        <w:rPr>
+          <w:lang w:val="en-US"/>
+        </w:rPr>
+        <w:t xml:space="preserve"> grammar errors.</w:t>
+      </w:r>
     </w:p>
     <w:p>
       <w:pPr>
         <w:pStyle w:val="Heading1"/>
       </w:pPr>
-      <w:r>
-        <w:t>Clarification of AI Usage</w:t>
-      </w:r>
-    </w:p>
-    <w:p>
-      <w:pPr>
-        <w:rPr>
-          <w:lang w:val="en-US"/>
-        </w:rPr>
-      </w:pPr>
-      <w:r>
-        <w:rPr>
-          <w:lang w:val="en-US"/>
-        </w:rPr>
-        <w:t>pp</w:t>
-      </w:r>
-    </w:p>
-    <w:p/>
+    </w:p>
     <w:p>
       <w:pPr>
         <w:pStyle w:val="Heading1"/>
       </w:pPr>
       <w:r>
+        <w:rPr/>
         <w:t>Reference</w:t>
       </w:r>
     </w:p>
     <w:p>
-      <w:r>
-        <w:rPr>
-          <w:lang w:val="en-US"/>
-        </w:rPr>
-        <w:t>ll</w:t>
-      </w:r>
+      <w:pPr>
+        <w:spacing w:before="0" w:beforeAutospacing="off" w:after="0" w:afterAutospacing="off"/>
+        <w:ind w:left="720" w:right="0" w:hanging="720"/>
+      </w:pPr>
+      <w:r>
+        <w:rPr>
+          <w:rFonts w:ascii="Calibri" w:hAnsi="Calibri" w:eastAsia="Calibri" w:cs="Calibri"/>
+          <w:noProof w:val="0"/>
+          <w:sz w:val="24"/>
+          <w:szCs w:val="24"/>
+          <w:lang w:val="en-US"/>
+        </w:rPr>
+        <w:t>GeeksforGeeks</w:t>
+      </w:r>
+      <w:r>
+        <w:rPr>
+          <w:rFonts w:ascii="Calibri" w:hAnsi="Calibri" w:eastAsia="Calibri" w:cs="Calibri"/>
+          <w:noProof w:val="0"/>
+          <w:sz w:val="24"/>
+          <w:szCs w:val="24"/>
+          <w:lang w:val="en-US"/>
+        </w:rPr>
+        <w:t xml:space="preserve">. (2024, September 4). </w:t>
+      </w:r>
+      <w:r>
+        <w:rPr>
+          <w:rFonts w:ascii="Calibri" w:hAnsi="Calibri" w:eastAsia="Calibri" w:cs="Calibri"/>
+          <w:i w:val="1"/>
+          <w:iCs w:val="1"/>
+          <w:noProof w:val="0"/>
+          <w:sz w:val="24"/>
+          <w:szCs w:val="24"/>
+          <w:lang w:val="en-US"/>
+        </w:rPr>
+        <w:t xml:space="preserve">Communication Diagram Unified Modeling </w:t>
+      </w:r>
+      <w:r>
+        <w:rPr>
+          <w:rFonts w:ascii="Calibri" w:hAnsi="Calibri" w:eastAsia="Calibri" w:cs="Calibri"/>
+          <w:i w:val="1"/>
+          <w:iCs w:val="1"/>
+          <w:noProof w:val="0"/>
+          <w:sz w:val="24"/>
+          <w:szCs w:val="24"/>
+          <w:lang w:val="en-US"/>
+        </w:rPr>
+        <w:t>Language(</w:t>
+      </w:r>
+      <w:r>
+        <w:rPr>
+          <w:rFonts w:ascii="Calibri" w:hAnsi="Calibri" w:eastAsia="Calibri" w:cs="Calibri"/>
+          <w:i w:val="1"/>
+          <w:iCs w:val="1"/>
+          <w:noProof w:val="0"/>
+          <w:sz w:val="24"/>
+          <w:szCs w:val="24"/>
+          <w:lang w:val="en-US"/>
+        </w:rPr>
+        <w:t>UML)</w:t>
+      </w:r>
+      <w:r>
+        <w:rPr>
+          <w:rFonts w:ascii="Calibri" w:hAnsi="Calibri" w:eastAsia="Calibri" w:cs="Calibri"/>
+          <w:noProof w:val="0"/>
+          <w:sz w:val="24"/>
+          <w:szCs w:val="24"/>
+          <w:lang w:val="en-US"/>
+        </w:rPr>
+        <w:t xml:space="preserve">. </w:t>
+      </w:r>
+      <w:r>
+        <w:rPr>
+          <w:rFonts w:ascii="Calibri" w:hAnsi="Calibri" w:eastAsia="Calibri" w:cs="Calibri"/>
+          <w:noProof w:val="0"/>
+          <w:sz w:val="24"/>
+          <w:szCs w:val="24"/>
+          <w:lang w:val="en-US"/>
+        </w:rPr>
+        <w:t>GeeksforGeeks</w:t>
+      </w:r>
+      <w:r>
+        <w:rPr>
+          <w:rFonts w:ascii="Calibri" w:hAnsi="Calibri" w:eastAsia="Calibri" w:cs="Calibri"/>
+          <w:noProof w:val="0"/>
+          <w:sz w:val="24"/>
+          <w:szCs w:val="24"/>
+          <w:lang w:val="en-US"/>
+        </w:rPr>
+        <w:t xml:space="preserve">. </w:t>
+      </w:r>
+      <w:hyperlink r:id="R5a80c6bfe54e4af6">
+        <w:r>
+          <w:rPr>
+            <w:rStyle w:val="Hyperlink"/>
+            <w:noProof w:val="0"/>
+            <w:lang w:val="en-US"/>
+          </w:rPr>
+          <w:t>https://www.geeksforgeeks.org/system-design/communication-diagram-unified-modeling-languageuml/</w:t>
+        </w:r>
+      </w:hyperlink>
     </w:p>
     <w:sectPr>
-      <w:pgSz w:w="11906" w:h="16838"/>
+      <w:pgSz w:w="11906" w:h="16838" w:orient="portrait"/>
       <w:pgMar w:top="1440" w:right="1440" w:bottom="1440" w:left="1440" w:header="708" w:footer="708" w:gutter="0"/>
       <w:cols w:space="708"/>
       <w:docGrid w:linePitch="360"/>
@@ -330,6 +782,230 @@
 
 <file path=word/numbering.xml><?xml version="1.0" encoding="utf-8"?>
 <w:numbering xmlns:wpc="http://schemas.microsoft.com/office/word/2010/wordprocessingCanvas" xmlns:cx="http://schemas.microsoft.com/office/drawing/2014/chartex" xmlns:cx1="http://schemas.microsoft.com/office/drawing/2015/9/8/chartex" xmlns:cx2="http://schemas.microsoft.com/office/drawing/2015/10/21/chartex" xmlns:cx3="http://schemas.microsoft.com/office/drawing/2016/5/9/chartex" xmlns:cx4="http://schemas.microsoft.com/office/drawing/2016/5/10/chartex" xmlns:cx5="http://schemas.microsoft.com/office/drawing/2016/5/11/chartex" xmlns:cx6="http://schemas.microsoft.com/office/drawing/2016/5/12/chartex" xmlns:cx7="http://schemas.microsoft.com/office/drawing/2016/5/13/chartex" xmlns:cx8="http://schemas.microsoft.com/office/drawing/2016/5/14/chartex" xmlns:mc="http://schemas.openxmlformats.org/markup-compatibility/2006" xmlns:m="http://schemas.openxmlformats.org/officeDocument/2006/math" xmlns:aink="http://schemas.microsoft.com/office/drawing/2016/ink" xmlns:am3d="http://schemas.microsoft.com/office/drawing/2017/model3d" xmlns:oel="http://schemas.microsoft.com/office/2019/extlst" xmlns:r="http://schemas.openxmlformats.org/officeDocument/2006/relationships" xmlns:wp14="http://schemas.microsoft.com/office/word/2010/wordprocessingDrawing" xmlns:wp="http://schemas.openxmlformats.org/drawingml/2006/wordprocessingDrawing" xmlns:wpg="http://schemas.microsoft.com/office/word/2010/wordprocessingGroup" xmlns:wpi="http://schemas.microsoft.com/office/word/2010/wordprocessingInk" xmlns:wps="http://schemas.microsoft.com/office/word/2010/wordprocessingShape" xmlns:o="urn:schemas-microsoft-com:office:office" xmlns:v="urn:schemas-microsoft-com:vml" xmlns:w10="urn:schemas-microsoft-com:office:word" xmlns:w="http://schemas.openxmlformats.org/wordprocessingml/2006/main" xmlns:w14="http://schemas.microsoft.com/office/word/2010/wordml" xmlns:w15="http://schemas.microsoft.com/office/word/2012/wordml" xmlns:w16cex="http://schemas.microsoft.com/office/word/2018/wordml/cex" xmlns:w16cid="http://schemas.microsoft.com/office/word/2016/wordml/cid" xmlns:w16="http://schemas.microsoft.com/office/word/2018/wordml" xmlns:w16sdtdh="http://schemas.microsoft.com/office/word/2020/wordml/sdtdatahash" xmlns:w16sdtfl="http://schemas.microsoft.com/office/word/2024/wordml/sdtformatlock" xmlns:w16se="http://schemas.microsoft.com/office/word/2015/wordml/symex" xmlns:w16du="http://schemas.microsoft.com/office/word/2023/wordml/word16du" xmlns:wne="http://schemas.microsoft.com/office/word/2006/wordml" mc:Ignorable="w14 w15 w16se w16cid w16 w16cex w16sdtdh w16sdtfl w16du wp14">
+  <w:abstractNum xmlns:w="http://schemas.openxmlformats.org/wordprocessingml/2006/main" w:abstractNumId="2">
+    <w:nsid w:val="f3989d9"/>
+    <w:multiLevelType xmlns:w="http://schemas.openxmlformats.org/wordprocessingml/2006/main" w:val="hybridMultilevel"/>
+    <w:lvl xmlns:w="http://schemas.openxmlformats.org/wordprocessingml/2006/main" w:ilvl="0">
+      <w:start w:val="1"/>
+      <w:numFmt w:val="bullet"/>
+      <w:lvlText w:val="-"/>
+      <w:lvlJc w:val="left"/>
+      <w:pPr>
+        <w:ind w:left="720" w:hanging="360"/>
+      </w:pPr>
+      <w:rPr>
+        <w:rFonts w:hint="default" w:ascii="Malgun Gothic" w:hAnsi="Malgun Gothic"/>
+      </w:rPr>
+    </w:lvl>
+    <w:lvl xmlns:w="http://schemas.openxmlformats.org/wordprocessingml/2006/main" w:ilvl="1">
+      <w:start w:val="1"/>
+      <w:numFmt w:val="bullet"/>
+      <w:lvlText w:val="o"/>
+      <w:lvlJc w:val="left"/>
+      <w:pPr>
+        <w:ind w:left="1440" w:hanging="360"/>
+      </w:pPr>
+      <w:rPr>
+        <w:rFonts w:hint="default" w:ascii="Courier New" w:hAnsi="Courier New"/>
+      </w:rPr>
+    </w:lvl>
+    <w:lvl xmlns:w="http://schemas.openxmlformats.org/wordprocessingml/2006/main" w:ilvl="2">
+      <w:start w:val="1"/>
+      <w:numFmt w:val="bullet"/>
+      <w:lvlText w:val=""/>
+      <w:lvlJc w:val="left"/>
+      <w:pPr>
+        <w:ind w:left="2160" w:hanging="360"/>
+      </w:pPr>
+      <w:rPr>
+        <w:rFonts w:hint="default" w:ascii="Wingdings" w:hAnsi="Wingdings"/>
+      </w:rPr>
+    </w:lvl>
+    <w:lvl xmlns:w="http://schemas.openxmlformats.org/wordprocessingml/2006/main" w:ilvl="3">
+      <w:start w:val="1"/>
+      <w:numFmt w:val="bullet"/>
+      <w:lvlText w:val=""/>
+      <w:lvlJc w:val="left"/>
+      <w:pPr>
+        <w:ind w:left="2880" w:hanging="360"/>
+      </w:pPr>
+      <w:rPr>
+        <w:rFonts w:hint="default" w:ascii="Symbol" w:hAnsi="Symbol"/>
+      </w:rPr>
+    </w:lvl>
+    <w:lvl xmlns:w="http://schemas.openxmlformats.org/wordprocessingml/2006/main" w:ilvl="4">
+      <w:start w:val="1"/>
+      <w:numFmt w:val="bullet"/>
+      <w:lvlText w:val="o"/>
+      <w:lvlJc w:val="left"/>
+      <w:pPr>
+        <w:ind w:left="3600" w:hanging="360"/>
+      </w:pPr>
+      <w:rPr>
+        <w:rFonts w:hint="default" w:ascii="Courier New" w:hAnsi="Courier New"/>
+      </w:rPr>
+    </w:lvl>
+    <w:lvl xmlns:w="http://schemas.openxmlformats.org/wordprocessingml/2006/main" w:ilvl="5">
+      <w:start w:val="1"/>
+      <w:numFmt w:val="bullet"/>
+      <w:lvlText w:val=""/>
+      <w:lvlJc w:val="left"/>
+      <w:pPr>
+        <w:ind w:left="4320" w:hanging="360"/>
+      </w:pPr>
+      <w:rPr>
+        <w:rFonts w:hint="default" w:ascii="Wingdings" w:hAnsi="Wingdings"/>
+      </w:rPr>
+    </w:lvl>
+    <w:lvl xmlns:w="http://schemas.openxmlformats.org/wordprocessingml/2006/main" w:ilvl="6">
+      <w:start w:val="1"/>
+      <w:numFmt w:val="bullet"/>
+      <w:lvlText w:val=""/>
+      <w:lvlJc w:val="left"/>
+      <w:pPr>
+        <w:ind w:left="5040" w:hanging="360"/>
+      </w:pPr>
+      <w:rPr>
+        <w:rFonts w:hint="default" w:ascii="Symbol" w:hAnsi="Symbol"/>
+      </w:rPr>
+    </w:lvl>
+    <w:lvl xmlns:w="http://schemas.openxmlformats.org/wordprocessingml/2006/main" w:ilvl="7">
+      <w:start w:val="1"/>
+      <w:numFmt w:val="bullet"/>
+      <w:lvlText w:val="o"/>
+      <w:lvlJc w:val="left"/>
+      <w:pPr>
+        <w:ind w:left="5760" w:hanging="360"/>
+      </w:pPr>
+      <w:rPr>
+        <w:rFonts w:hint="default" w:ascii="Courier New" w:hAnsi="Courier New"/>
+      </w:rPr>
+    </w:lvl>
+    <w:lvl xmlns:w="http://schemas.openxmlformats.org/wordprocessingml/2006/main" w:ilvl="8">
+      <w:start w:val="1"/>
+      <w:numFmt w:val="bullet"/>
+      <w:lvlText w:val=""/>
+      <w:lvlJc w:val="left"/>
+      <w:pPr>
+        <w:ind w:left="6480" w:hanging="360"/>
+      </w:pPr>
+      <w:rPr>
+        <w:rFonts w:hint="default" w:ascii="Wingdings" w:hAnsi="Wingdings"/>
+      </w:rPr>
+    </w:lvl>
+  </w:abstractNum>
+  <w:abstractNum xmlns:w="http://schemas.openxmlformats.org/wordprocessingml/2006/main" w:abstractNumId="1">
+    <w:nsid w:val="2404ce88"/>
+    <w:multiLevelType xmlns:w="http://schemas.openxmlformats.org/wordprocessingml/2006/main" w:val="hybridMultilevel"/>
+    <w:lvl xmlns:w="http://schemas.openxmlformats.org/wordprocessingml/2006/main" w:ilvl="0">
+      <w:start w:val="1"/>
+      <w:numFmt w:val="bullet"/>
+      <w:lvlText w:val="-"/>
+      <w:lvlJc w:val="left"/>
+      <w:pPr>
+        <w:ind w:left="720" w:hanging="360"/>
+      </w:pPr>
+      <w:rPr>
+        <w:rFonts w:hint="default" w:ascii="Malgun Gothic" w:hAnsi="Malgun Gothic"/>
+      </w:rPr>
+    </w:lvl>
+    <w:lvl xmlns:w="http://schemas.openxmlformats.org/wordprocessingml/2006/main" w:ilvl="1">
+      <w:start w:val="1"/>
+      <w:numFmt w:val="bullet"/>
+      <w:lvlText w:val="o"/>
+      <w:lvlJc w:val="left"/>
+      <w:pPr>
+        <w:ind w:left="1440" w:hanging="360"/>
+      </w:pPr>
+      <w:rPr>
+        <w:rFonts w:hint="default" w:ascii="Courier New" w:hAnsi="Courier New"/>
+      </w:rPr>
+    </w:lvl>
+    <w:lvl xmlns:w="http://schemas.openxmlformats.org/wordprocessingml/2006/main" w:ilvl="2">
+      <w:start w:val="1"/>
+      <w:numFmt w:val="bullet"/>
+      <w:lvlText w:val=""/>
+      <w:lvlJc w:val="left"/>
+      <w:pPr>
+        <w:ind w:left="2160" w:hanging="360"/>
+      </w:pPr>
+      <w:rPr>
+        <w:rFonts w:hint="default" w:ascii="Wingdings" w:hAnsi="Wingdings"/>
+      </w:rPr>
+    </w:lvl>
+    <w:lvl xmlns:w="http://schemas.openxmlformats.org/wordprocessingml/2006/main" w:ilvl="3">
+      <w:start w:val="1"/>
+      <w:numFmt w:val="bullet"/>
+      <w:lvlText w:val=""/>
+      <w:lvlJc w:val="left"/>
+      <w:pPr>
+        <w:ind w:left="2880" w:hanging="360"/>
+      </w:pPr>
+      <w:rPr>
+        <w:rFonts w:hint="default" w:ascii="Symbol" w:hAnsi="Symbol"/>
+      </w:rPr>
+    </w:lvl>
+    <w:lvl xmlns:w="http://schemas.openxmlformats.org/wordprocessingml/2006/main" w:ilvl="4">
+      <w:start w:val="1"/>
+      <w:numFmt w:val="bullet"/>
+      <w:lvlText w:val="o"/>
+      <w:lvlJc w:val="left"/>
+      <w:pPr>
+        <w:ind w:left="3600" w:hanging="360"/>
+      </w:pPr>
+      <w:rPr>
+        <w:rFonts w:hint="default" w:ascii="Courier New" w:hAnsi="Courier New"/>
+      </w:rPr>
+    </w:lvl>
+    <w:lvl xmlns:w="http://schemas.openxmlformats.org/wordprocessingml/2006/main" w:ilvl="5">
+      <w:start w:val="1"/>
+      <w:numFmt w:val="bullet"/>
+      <w:lvlText w:val=""/>
+      <w:lvlJc w:val="left"/>
+      <w:pPr>
+        <w:ind w:left="4320" w:hanging="360"/>
+      </w:pPr>
+      <w:rPr>
+        <w:rFonts w:hint="default" w:ascii="Wingdings" w:hAnsi="Wingdings"/>
+      </w:rPr>
+    </w:lvl>
+    <w:lvl xmlns:w="http://schemas.openxmlformats.org/wordprocessingml/2006/main" w:ilvl="6">
+      <w:start w:val="1"/>
+      <w:numFmt w:val="bullet"/>
+      <w:lvlText w:val=""/>
+      <w:lvlJc w:val="left"/>
+      <w:pPr>
+        <w:ind w:left="5040" w:hanging="360"/>
+      </w:pPr>
+      <w:rPr>
+        <w:rFonts w:hint="default" w:ascii="Symbol" w:hAnsi="Symbol"/>
+      </w:rPr>
+    </w:lvl>
+    <w:lvl xmlns:w="http://schemas.openxmlformats.org/wordprocessingml/2006/main" w:ilvl="7">
+      <w:start w:val="1"/>
+      <w:numFmt w:val="bullet"/>
+      <w:lvlText w:val="o"/>
+      <w:lvlJc w:val="left"/>
+      <w:pPr>
+        <w:ind w:left="5760" w:hanging="360"/>
+      </w:pPr>
+      <w:rPr>
+        <w:rFonts w:hint="default" w:ascii="Courier New" w:hAnsi="Courier New"/>
+      </w:rPr>
+    </w:lvl>
+    <w:lvl xmlns:w="http://schemas.openxmlformats.org/wordprocessingml/2006/main" w:ilvl="8">
+      <w:start w:val="1"/>
+      <w:numFmt w:val="bullet"/>
+      <w:lvlText w:val=""/>
+      <w:lvlJc w:val="left"/>
+      <w:pPr>
+        <w:ind w:left="6480" w:hanging="360"/>
+      </w:pPr>
+      <w:rPr>
+        <w:rFonts w:hint="default" w:ascii="Wingdings" w:hAnsi="Wingdings"/>
+      </w:rPr>
+    </w:lvl>
+  </w:abstractNum>
   <w:abstractNum w:abstractNumId="0" w15:restartNumberingAfterBreak="0">
     <w:nsid w:val="13CB01B2"/>
     <w:multiLevelType w:val="multilevel"/>
@@ -443,6 +1119,12 @@
       </w:pPr>
     </w:lvl>
   </w:abstractNum>
+  <w:num w:numId="3">
+    <w:abstractNumId w:val="2"/>
+  </w:num>
+  <w:num w:numId="2">
+    <w:abstractNumId w:val="1"/>
+  </w:num>
   <w:num w:numId="1" w16cid:durableId="1596357175">
     <w:abstractNumId w:val="0"/>
   </w:num>
@@ -454,7 +1136,7 @@
   <w:docDefaults>
     <w:rPrDefault>
       <w:rPr>
-        <w:rFonts w:asciiTheme="minorHAnsi" w:eastAsiaTheme="minorEastAsia" w:hAnsiTheme="minorHAnsi" w:cstheme="minorBidi"/>
+        <w:rFonts w:asciiTheme="minorHAnsi" w:hAnsiTheme="minorHAnsi" w:eastAsiaTheme="minorEastAsia" w:cstheme="minorBidi"/>
         <w:kern w:val="2"/>
         <w:sz w:val="24"/>
         <w:szCs w:val="24"/>
@@ -471,14 +1153,14 @@
   <w:latentStyles w:defLockedState="0" w:defUIPriority="99" w:defSemiHidden="0" w:defUnhideWhenUsed="0" w:defQFormat="0" w:count="376">
     <w:lsdException w:name="Normal" w:uiPriority="0" w:qFormat="1"/>
     <w:lsdException w:name="heading 1" w:uiPriority="9" w:qFormat="1"/>
-    <w:lsdException w:name="heading 2" w:semiHidden="1" w:uiPriority="9" w:unhideWhenUsed="1" w:qFormat="1"/>
-    <w:lsdException w:name="heading 3" w:semiHidden="1" w:uiPriority="9" w:unhideWhenUsed="1" w:qFormat="1"/>
-    <w:lsdException w:name="heading 4" w:semiHidden="1" w:uiPriority="9" w:unhideWhenUsed="1" w:qFormat="1"/>
-    <w:lsdException w:name="heading 5" w:semiHidden="1" w:uiPriority="9" w:unhideWhenUsed="1" w:qFormat="1"/>
-    <w:lsdException w:name="heading 6" w:semiHidden="1" w:uiPriority="9" w:unhideWhenUsed="1" w:qFormat="1"/>
-    <w:lsdException w:name="heading 7" w:semiHidden="1" w:uiPriority="9" w:unhideWhenUsed="1" w:qFormat="1"/>
-    <w:lsdException w:name="heading 8" w:semiHidden="1" w:uiPriority="9" w:unhideWhenUsed="1" w:qFormat="1"/>
-    <w:lsdException w:name="heading 9" w:semiHidden="1" w:uiPriority="9" w:unhideWhenUsed="1" w:qFormat="1"/>
+    <w:lsdException w:name="heading 2" w:uiPriority="9" w:semiHidden="1" w:unhideWhenUsed="1" w:qFormat="1"/>
+    <w:lsdException w:name="heading 3" w:uiPriority="9" w:semiHidden="1" w:unhideWhenUsed="1" w:qFormat="1"/>
+    <w:lsdException w:name="heading 4" w:uiPriority="9" w:semiHidden="1" w:unhideWhenUsed="1" w:qFormat="1"/>
+    <w:lsdException w:name="heading 5" w:uiPriority="9" w:semiHidden="1" w:unhideWhenUsed="1" w:qFormat="1"/>
+    <w:lsdException w:name="heading 6" w:uiPriority="9" w:semiHidden="1" w:unhideWhenUsed="1" w:qFormat="1"/>
+    <w:lsdException w:name="heading 7" w:uiPriority="9" w:semiHidden="1" w:unhideWhenUsed="1" w:qFormat="1"/>
+    <w:lsdException w:name="heading 8" w:uiPriority="9" w:semiHidden="1" w:unhideWhenUsed="1" w:qFormat="1"/>
+    <w:lsdException w:name="heading 9" w:uiPriority="9" w:semiHidden="1" w:unhideWhenUsed="1" w:qFormat="1"/>
     <w:lsdException w:name="index 1" w:semiHidden="1" w:unhideWhenUsed="1"/>
     <w:lsdException w:name="index 2" w:semiHidden="1" w:unhideWhenUsed="1"/>
     <w:lsdException w:name="index 3" w:semiHidden="1" w:unhideWhenUsed="1"/>
@@ -488,22 +1170,22 @@
     <w:lsdException w:name="index 7" w:semiHidden="1" w:unhideWhenUsed="1"/>
     <w:lsdException w:name="index 8" w:semiHidden="1" w:unhideWhenUsed="1"/>
     <w:lsdException w:name="index 9" w:semiHidden="1" w:unhideWhenUsed="1"/>
-    <w:lsdException w:name="toc 1" w:semiHidden="1" w:uiPriority="39" w:unhideWhenUsed="1"/>
-    <w:lsdException w:name="toc 2" w:semiHidden="1" w:uiPriority="39" w:unhideWhenUsed="1"/>
-    <w:lsdException w:name="toc 3" w:semiHidden="1" w:uiPriority="39" w:unhideWhenUsed="1"/>
-    <w:lsdException w:name="toc 4" w:semiHidden="1" w:uiPriority="39" w:unhideWhenUsed="1"/>
-    <w:lsdException w:name="toc 5" w:semiHidden="1" w:uiPriority="39" w:unhideWhenUsed="1"/>
-    <w:lsdException w:name="toc 6" w:semiHidden="1" w:uiPriority="39" w:unhideWhenUsed="1"/>
-    <w:lsdException w:name="toc 7" w:semiHidden="1" w:uiPriority="39" w:unhideWhenUsed="1"/>
-    <w:lsdException w:name="toc 8" w:semiHidden="1" w:uiPriority="39" w:unhideWhenUsed="1"/>
-    <w:lsdException w:name="toc 9" w:semiHidden="1" w:uiPriority="39" w:unhideWhenUsed="1"/>
+    <w:lsdException w:name="toc 1" w:uiPriority="39" w:semiHidden="1" w:unhideWhenUsed="1"/>
+    <w:lsdException w:name="toc 2" w:uiPriority="39" w:semiHidden="1" w:unhideWhenUsed="1"/>
+    <w:lsdException w:name="toc 3" w:uiPriority="39" w:semiHidden="1" w:unhideWhenUsed="1"/>
+    <w:lsdException w:name="toc 4" w:uiPriority="39" w:semiHidden="1" w:unhideWhenUsed="1"/>
+    <w:lsdException w:name="toc 5" w:uiPriority="39" w:semiHidden="1" w:unhideWhenUsed="1"/>
+    <w:lsdException w:name="toc 6" w:uiPriority="39" w:semiHidden="1" w:unhideWhenUsed="1"/>
+    <w:lsdException w:name="toc 7" w:uiPriority="39" w:semiHidden="1" w:unhideWhenUsed="1"/>
+    <w:lsdException w:name="toc 8" w:uiPriority="39" w:semiHidden="1" w:unhideWhenUsed="1"/>
+    <w:lsdException w:name="toc 9" w:uiPriority="39" w:semiHidden="1" w:unhideWhenUsed="1"/>
     <w:lsdException w:name="Normal Indent" w:semiHidden="1" w:unhideWhenUsed="1"/>
     <w:lsdException w:name="footnote text" w:semiHidden="1" w:unhideWhenUsed="1"/>
     <w:lsdException w:name="annotation text" w:semiHidden="1" w:unhideWhenUsed="1"/>
     <w:lsdException w:name="header" w:semiHidden="1" w:unhideWhenUsed="1"/>
     <w:lsdException w:name="footer" w:semiHidden="1" w:unhideWhenUsed="1"/>
     <w:lsdException w:name="index heading" w:semiHidden="1" w:unhideWhenUsed="1"/>
-    <w:lsdException w:name="caption" w:semiHidden="1" w:uiPriority="35" w:unhideWhenUsed="1" w:qFormat="1"/>
+    <w:lsdException w:name="caption" w:uiPriority="35" w:semiHidden="1" w:unhideWhenUsed="1" w:qFormat="1"/>
     <w:lsdException w:name="table of figures" w:semiHidden="1" w:unhideWhenUsed="1"/>
     <w:lsdException w:name="envelope address" w:semiHidden="1" w:unhideWhenUsed="1"/>
     <w:lsdException w:name="envelope return" w:semiHidden="1" w:unhideWhenUsed="1"/>
@@ -534,7 +1216,7 @@
     <w:lsdException w:name="Title" w:uiPriority="10" w:qFormat="1"/>
     <w:lsdException w:name="Closing" w:semiHidden="1" w:unhideWhenUsed="1"/>
     <w:lsdException w:name="Signature" w:semiHidden="1" w:unhideWhenUsed="1"/>
-    <w:lsdException w:name="Default Paragraph Font" w:semiHidden="1" w:uiPriority="1" w:unhideWhenUsed="1"/>
+    <w:lsdException w:name="Default Paragraph Font" w:uiPriority="1" w:semiHidden="1" w:unhideWhenUsed="1"/>
     <w:lsdException w:name="Body Text" w:semiHidden="1" w:unhideWhenUsed="1"/>
     <w:lsdException w:name="Body Text Indent" w:semiHidden="1" w:unhideWhenUsed="1"/>
     <w:lsdException w:name="List Continue" w:semiHidden="1" w:unhideWhenUsed="1"/>
@@ -734,8 +1416,8 @@
     <w:lsdException w:name="Subtle Reference" w:uiPriority="31" w:qFormat="1"/>
     <w:lsdException w:name="Intense Reference" w:uiPriority="32" w:qFormat="1"/>
     <w:lsdException w:name="Book Title" w:uiPriority="33" w:qFormat="1"/>
-    <w:lsdException w:name="Bibliography" w:semiHidden="1" w:uiPriority="37" w:unhideWhenUsed="1"/>
-    <w:lsdException w:name="TOC Heading" w:semiHidden="1" w:uiPriority="39" w:unhideWhenUsed="1" w:qFormat="1"/>
+    <w:lsdException w:name="Bibliography" w:uiPriority="37" w:semiHidden="1" w:unhideWhenUsed="1"/>
+    <w:lsdException w:name="TOC Heading" w:uiPriority="39" w:semiHidden="1" w:unhideWhenUsed="1" w:qFormat="1"/>
     <w:lsdException w:name="Plain Table 1" w:uiPriority="41"/>
     <w:lsdException w:name="Plain Table 2" w:uiPriority="42"/>
     <w:lsdException w:name="Plain Table 3" w:uiPriority="43"/>
@@ -846,7 +1528,7 @@
     <w:lsdException w:name="Unresolved Mention" w:semiHidden="1" w:unhideWhenUsed="1"/>
     <w:lsdException w:name="Smart Link" w:semiHidden="1" w:unhideWhenUsed="1"/>
   </w:latentStyles>
-  <w:style w:type="paragraph" w:default="1" w:styleId="Normal">
+  <w:style w:type="paragraph" w:styleId="Normal" w:default="1">
     <w:name w:val="Normal"/>
     <w:qFormat/>
   </w:style>
@@ -865,7 +1547,7 @@
       <w:outlineLvl w:val="0"/>
     </w:pPr>
     <w:rPr>
-      <w:rFonts w:asciiTheme="majorHAnsi" w:eastAsiaTheme="majorEastAsia" w:hAnsiTheme="majorHAnsi" w:cstheme="majorBidi"/>
+      <w:rFonts w:asciiTheme="majorHAnsi" w:hAnsiTheme="majorHAnsi" w:eastAsiaTheme="majorEastAsia" w:cstheme="majorBidi"/>
       <w:color w:val="0F4761" w:themeColor="accent1" w:themeShade="BF"/>
       <w:sz w:val="40"/>
       <w:szCs w:val="40"/>
@@ -888,7 +1570,7 @@
       <w:outlineLvl w:val="1"/>
     </w:pPr>
     <w:rPr>
-      <w:rFonts w:asciiTheme="majorHAnsi" w:eastAsiaTheme="majorEastAsia" w:hAnsiTheme="majorHAnsi" w:cstheme="majorBidi"/>
+      <w:rFonts w:asciiTheme="majorHAnsi" w:hAnsiTheme="majorHAnsi" w:eastAsiaTheme="majorEastAsia" w:cstheme="majorBidi"/>
       <w:color w:val="0F4761" w:themeColor="accent1" w:themeShade="BF"/>
       <w:sz w:val="32"/>
       <w:szCs w:val="32"/>
@@ -1049,13 +1731,13 @@
       <w:color w:val="272727" w:themeColor="text1" w:themeTint="D8"/>
     </w:rPr>
   </w:style>
-  <w:style w:type="character" w:default="1" w:styleId="DefaultParagraphFont">
+  <w:style w:type="character" w:styleId="DefaultParagraphFont" w:default="1">
     <w:name w:val="Default Paragraph Font"/>
     <w:uiPriority w:val="1"/>
     <w:semiHidden/>
     <w:unhideWhenUsed/>
   </w:style>
-  <w:style w:type="table" w:default="1" w:styleId="TableNormal">
+  <w:style w:type="table" w:styleId="TableNormal" w:default="1">
     <w:name w:val="Normal Table"/>
     <w:uiPriority w:val="99"/>
     <w:semiHidden/>
@@ -1070,26 +1752,26 @@
       </w:tblCellMar>
     </w:tblPr>
   </w:style>
-  <w:style w:type="numbering" w:default="1" w:styleId="NoList">
+  <w:style w:type="numbering" w:styleId="NoList" w:default="1">
     <w:name w:val="No List"/>
     <w:uiPriority w:val="99"/>
     <w:semiHidden/>
     <w:unhideWhenUsed/>
   </w:style>
-  <w:style w:type="character" w:customStyle="1" w:styleId="Heading1Char">
+  <w:style w:type="character" w:styleId="Heading1Char" w:customStyle="1">
     <w:name w:val="Heading 1 Char"/>
     <w:basedOn w:val="DefaultParagraphFont"/>
     <w:link w:val="Heading1"/>
     <w:uiPriority w:val="9"/>
     <w:rsid w:val="00612C54"/>
     <w:rPr>
-      <w:rFonts w:asciiTheme="majorHAnsi" w:eastAsiaTheme="majorEastAsia" w:hAnsiTheme="majorHAnsi" w:cstheme="majorBidi"/>
+      <w:rFonts w:asciiTheme="majorHAnsi" w:hAnsiTheme="majorHAnsi" w:eastAsiaTheme="majorEastAsia" w:cstheme="majorBidi"/>
       <w:color w:val="0F4761" w:themeColor="accent1" w:themeShade="BF"/>
       <w:sz w:val="40"/>
       <w:szCs w:val="40"/>
     </w:rPr>
   </w:style>
-  <w:style w:type="character" w:customStyle="1" w:styleId="Heading2Char">
+  <w:style w:type="character" w:styleId="Heading2Char" w:customStyle="1">
     <w:name w:val="Heading 2 Char"/>
     <w:basedOn w:val="DefaultParagraphFont"/>
     <w:link w:val="Heading2"/>
@@ -1097,13 +1779,13 @@
     <w:semiHidden/>
     <w:rsid w:val="00612C54"/>
     <w:rPr>
-      <w:rFonts w:asciiTheme="majorHAnsi" w:eastAsiaTheme="majorEastAsia" w:hAnsiTheme="majorHAnsi" w:cstheme="majorBidi"/>
+      <w:rFonts w:asciiTheme="majorHAnsi" w:hAnsiTheme="majorHAnsi" w:eastAsiaTheme="majorEastAsia" w:cstheme="majorBidi"/>
       <w:color w:val="0F4761" w:themeColor="accent1" w:themeShade="BF"/>
       <w:sz w:val="32"/>
       <w:szCs w:val="32"/>
     </w:rPr>
   </w:style>
-  <w:style w:type="character" w:customStyle="1" w:styleId="Heading3Char">
+  <w:style w:type="character" w:styleId="Heading3Char" w:customStyle="1">
     <w:name w:val="Heading 3 Char"/>
     <w:basedOn w:val="DefaultParagraphFont"/>
     <w:link w:val="Heading3"/>
@@ -1117,7 +1799,7 @@
       <w:szCs w:val="28"/>
     </w:rPr>
   </w:style>
-  <w:style w:type="character" w:customStyle="1" w:styleId="Heading4Char">
+  <w:style w:type="character" w:styleId="Heading4Char" w:customStyle="1">
     <w:name w:val="Heading 4 Char"/>
     <w:basedOn w:val="DefaultParagraphFont"/>
     <w:link w:val="Heading4"/>
@@ -1131,7 +1813,7 @@
       <w:color w:val="0F4761" w:themeColor="accent1" w:themeShade="BF"/>
     </w:rPr>
   </w:style>
-  <w:style w:type="character" w:customStyle="1" w:styleId="Heading5Char">
+  <w:style w:type="character" w:styleId="Heading5Char" w:customStyle="1">
     <w:name w:val="Heading 5 Char"/>
     <w:basedOn w:val="DefaultParagraphFont"/>
     <w:link w:val="Heading5"/>
@@ -1143,7 +1825,7 @@
       <w:color w:val="0F4761" w:themeColor="accent1" w:themeShade="BF"/>
     </w:rPr>
   </w:style>
-  <w:style w:type="character" w:customStyle="1" w:styleId="Heading6Char">
+  <w:style w:type="character" w:styleId="Heading6Char" w:customStyle="1">
     <w:name w:val="Heading 6 Char"/>
     <w:basedOn w:val="DefaultParagraphFont"/>
     <w:link w:val="Heading6"/>
@@ -1157,7 +1839,7 @@
       <w:color w:val="595959" w:themeColor="text1" w:themeTint="A6"/>
     </w:rPr>
   </w:style>
-  <w:style w:type="character" w:customStyle="1" w:styleId="Heading7Char">
+  <w:style w:type="character" w:styleId="Heading7Char" w:customStyle="1">
     <w:name w:val="Heading 7 Char"/>
     <w:basedOn w:val="DefaultParagraphFont"/>
     <w:link w:val="Heading7"/>
@@ -1169,7 +1851,7 @@
       <w:color w:val="595959" w:themeColor="text1" w:themeTint="A6"/>
     </w:rPr>
   </w:style>
-  <w:style w:type="character" w:customStyle="1" w:styleId="Heading8Char">
+  <w:style w:type="character" w:styleId="Heading8Char" w:customStyle="1">
     <w:name w:val="Heading 8 Char"/>
     <w:basedOn w:val="DefaultParagraphFont"/>
     <w:link w:val="Heading8"/>
@@ -1183,7 +1865,7 @@
       <w:color w:val="272727" w:themeColor="text1" w:themeTint="D8"/>
     </w:rPr>
   </w:style>
-  <w:style w:type="character" w:customStyle="1" w:styleId="Heading9Char">
+  <w:style w:type="character" w:styleId="Heading9Char" w:customStyle="1">
     <w:name w:val="Heading 9 Char"/>
     <w:basedOn w:val="DefaultParagraphFont"/>
     <w:link w:val="Heading9"/>
@@ -1208,21 +1890,21 @@
       <w:contextualSpacing/>
     </w:pPr>
     <w:rPr>
-      <w:rFonts w:asciiTheme="majorHAnsi" w:eastAsiaTheme="majorEastAsia" w:hAnsiTheme="majorHAnsi" w:cstheme="majorBidi"/>
+      <w:rFonts w:asciiTheme="majorHAnsi" w:hAnsiTheme="majorHAnsi" w:eastAsiaTheme="majorEastAsia" w:cstheme="majorBidi"/>
       <w:spacing w:val="-10"/>
       <w:kern w:val="28"/>
       <w:sz w:val="56"/>
       <w:szCs w:val="56"/>
     </w:rPr>
   </w:style>
-  <w:style w:type="character" w:customStyle="1" w:styleId="TitleChar">
+  <w:style w:type="character" w:styleId="TitleChar" w:customStyle="1">
     <w:name w:val="Title Char"/>
     <w:basedOn w:val="DefaultParagraphFont"/>
     <w:link w:val="Title"/>
     <w:uiPriority w:val="10"/>
     <w:rsid w:val="00612C54"/>
     <w:rPr>
-      <w:rFonts w:asciiTheme="majorHAnsi" w:eastAsiaTheme="majorEastAsia" w:hAnsiTheme="majorHAnsi" w:cstheme="majorBidi"/>
+      <w:rFonts w:asciiTheme="majorHAnsi" w:hAnsiTheme="majorHAnsi" w:eastAsiaTheme="majorEastAsia" w:cstheme="majorBidi"/>
       <w:spacing w:val="-10"/>
       <w:kern w:val="28"/>
       <w:sz w:val="56"/>
@@ -1250,7 +1932,7 @@
       <w:szCs w:val="28"/>
     </w:rPr>
   </w:style>
-  <w:style w:type="character" w:customStyle="1" w:styleId="SubtitleChar">
+  <w:style w:type="character" w:styleId="SubtitleChar" w:customStyle="1">
     <w:name w:val="Subtitle Char"/>
     <w:basedOn w:val="DefaultParagraphFont"/>
     <w:link w:val="Subtitle"/>
@@ -1282,7 +1964,7 @@
       <w:color w:val="404040" w:themeColor="text1" w:themeTint="BF"/>
     </w:rPr>
   </w:style>
-  <w:style w:type="character" w:customStyle="1" w:styleId="QuoteChar">
+  <w:style w:type="character" w:styleId="QuoteChar" w:customStyle="1">
     <w:name w:val="Quote Char"/>
     <w:basedOn w:val="DefaultParagraphFont"/>
     <w:link w:val="Quote"/>
@@ -1327,8 +2009,8 @@
     <w:rsid w:val="00612C54"/>
     <w:pPr>
       <w:pBdr>
-        <w:top w:val="single" w:sz="4" w:space="10" w:color="0F4761" w:themeColor="accent1" w:themeShade="BF"/>
-        <w:bottom w:val="single" w:sz="4" w:space="10" w:color="0F4761" w:themeColor="accent1" w:themeShade="BF"/>
+        <w:top w:val="single" w:color="0F4761" w:themeColor="accent1" w:themeShade="BF" w:sz="4" w:space="10"/>
+        <w:bottom w:val="single" w:color="0F4761" w:themeColor="accent1" w:themeShade="BF" w:sz="4" w:space="10"/>
       </w:pBdr>
       <w:spacing w:before="360" w:after="360"/>
       <w:ind w:left="864" w:right="864"/>
@@ -1340,7 +2022,7 @@
       <w:color w:val="0F4761" w:themeColor="accent1" w:themeShade="BF"/>
     </w:rPr>
   </w:style>
-  <w:style w:type="character" w:customStyle="1" w:styleId="IntenseQuoteChar">
+  <w:style w:type="character" w:styleId="IntenseQuoteChar" w:customStyle="1">
     <w:name w:val="Intense Quote Char"/>
     <w:basedOn w:val="DefaultParagraphFont"/>
     <w:link w:val="IntenseQuote"/>
@@ -1387,12 +2069,12 @@
     </w:pPr>
     <w:tblPr>
       <w:tblBorders>
-        <w:top w:val="single" w:sz="4" w:space="0" w:color="000000" w:themeColor="text1"/>
-        <w:left w:val="single" w:sz="4" w:space="0" w:color="000000" w:themeColor="text1"/>
-        <w:bottom w:val="single" w:sz="4" w:space="0" w:color="000000" w:themeColor="text1"/>
-        <w:right w:val="single" w:sz="4" w:space="0" w:color="000000" w:themeColor="text1"/>
-        <w:insideH w:val="single" w:sz="4" w:space="0" w:color="000000" w:themeColor="text1"/>
-        <w:insideV w:val="single" w:sz="4" w:space="0" w:color="000000" w:themeColor="text1"/>
+        <w:top w:val="single" w:color="000000" w:themeColor="text1" w:sz="4" w:space="0"/>
+        <w:left w:val="single" w:color="000000" w:themeColor="text1" w:sz="4" w:space="0"/>
+        <w:bottom w:val="single" w:color="000000" w:themeColor="text1" w:sz="4" w:space="0"/>
+        <w:right w:val="single" w:color="000000" w:themeColor="text1" w:sz="4" w:space="0"/>
+        <w:insideH w:val="single" w:color="000000" w:themeColor="text1" w:sz="4" w:space="0"/>
+        <w:insideV w:val="single" w:color="000000" w:themeColor="text1" w:sz="4" w:space="0"/>
       </w:tblBorders>
     </w:tblPr>
   </w:style>
@@ -1400,7 +2082,7 @@
 </file>
 
 <file path=word/theme/theme1.xml><?xml version="1.0" encoding="utf-8"?>
-<a:theme xmlns:a="http://schemas.openxmlformats.org/drawingml/2006/main" name="Office Theme">
+<a:theme xmlns:a="http://schemas.openxmlformats.org/drawingml/2006/main" xmlns:thm15="http://schemas.microsoft.com/office/thememl/2012/main" name="Office Theme">
   <a:themeElements>
     <a:clrScheme name="Office">
       <a:dk1>
